--- a/incoming/edited/NeuroVFM_Matters_Arising_cover_letter.docx
+++ b/incoming/edited/NeuroVFM_Matters_Arising_cover_letter.docx
@@ -856,7 +856,7 @@
           <w:szCs w:val="22"/>
           <w:highlight w:val="yellow"/>
         </w:rPr>
-        <w:t>1045</w:t>
+        <w:t>1118</w:t>
       </w:r>
       <w:r>
         <w:rPr>
